--- a/Research_Context_and_Method_JMIS.docx
+++ b/Research_Context_and_Method_JMIS.docx
@@ -92,7 +92,7 @@
         <w:jc w:val="both"/>
       </w:pPr>
       <w:r>
-        <w:t>All focal constructs were measured with multi-item, seven-point Likert-type scales anchored from 1 (“strongly disagree”) to 7 (“strongly agree”). Wherever possible we adapted wording from established scales and refined it to fit avatar-mediated brand environments and Self-Determination Theory. A complete list of items, sources, and reliability statistics appears in the measurement table (Appendix / Table X).</w:t>
+        <w:t>All focal constructs were measured with multi-item, five-point Likert-type scales anchored from 1 (“strongly disagree”) to 5 (“strongly agree”). Wherever possible we adapted wording from established scales and refined it to fit avatar-mediated brand environments and Self-Determination Theory. A complete list of items, sources, and reliability statistics appears in the measurement table (Appendix / Table X).</w:t>
       </w:r>
     </w:p>
     <w:p>
